--- a/docs/handovers/PimBuddy_Admin_Handover.docx
+++ b/docs/handovers/PimBuddy_Admin_Handover.docx
@@ -20,7 +20,7 @@
     </w:p>
     <w:p>
       <w:r>
-        <w:t>29 September 2026  |  Version 1.2  |  CloudFellows PIM framework 2.1</w:t>
+        <w:t>2 October 2026  |  Version 1.3  |  CloudFellows PIM framework 2.2</w:t>
       </w:r>
     </w:p>
     <w:p>
@@ -1489,7 +1489,7 @@
     </w:p>
     <w:p>
       <w:r>
-        <w:t>PimBuddy framework 2.1 deliberately uses different activation paths for Entra roles and Intune. Tell each administrator which path applies before assigning access. [M1]</w:t>
+        <w:t>PimBuddy framework 2.2 deliberately uses different activation paths for Entra roles and for Intune and Defender XDR. Tell each administrator which path applies before assigning access. [M1]</w:t>
       </w:r>
     </w:p>
     <w:p>
@@ -1533,7 +1533,7 @@
         <w:pStyle w:val="Caption"/>
       </w:pPr>
       <w:r>
-        <w:t>Figure 3  The two activation paths in framework 2.1</w:t>
+        <w:t>Figure 3  The two activation paths (framework 2.1); Defender XDR follows the Intune path since 2.2</w:t>
       </w:r>
     </w:p>
     <w:p>
@@ -1565,6 +1565,19 @@
     <w:p>
       <w:r>
         <w:t>Intune RBAC assignments point to dedicated PIM-SG-INT access groups. Administrators are eligible members and activate group membership. The group’s Member policy is the activation gate. Do not substitute an always-active persona group for a privileged Intune access group. Intentionally standing read-only access is a separate documented exception.</w:t>
+      </w:r>
+    </w:p>
+    <w:p>
+      <w:pPr>
+        <w:pStyle w:val="Heading2"/>
+      </w:pPr>
+      <w:r>
+        <w:t>Defender XDR roles</w:t>
+      </w:r>
+    </w:p>
+    <w:p>
+      <w:r>
+        <w:t>Defender XDR unified RBAC assignments point to the dedicated PIM-SG-XDR access groups: PIM-SG-XDR-Admin, -Operator-T3, -Operator-T2, -Operator-T1 and -Reader, after the five roles of the customer RBAC baseline document. Administrators are eligible members and activate group membership; the Operator and Reader groups use the Intune pattern (GroupJIT, eight hours, MFA and justification), the Admin group — which can hand out every other Defender role — activates for two hours with authentication context c1 and approval (GroupJITTier0). The Defender XDR roles, their permission sets, the assignments that name the groups and the data sources are configured in the Defender portal and are not read, written or verified by PimBuddy; Deploy lists that work under By hand. Small business uses Admin, Operator-T3 and Reader; the large models use all five, centrally. Global and Security Administrators keep full Defender access regardless of unified RBAC.</w:t>
       </w:r>
     </w:p>
     <w:p>
@@ -1701,7 +1714,7 @@
         <w:t xml:space="preserve">4. Choose what to take  </w:t>
       </w:r>
       <w:r>
-        <w:t>Select the required sections. Restricted units and Azure groups are off by default. A deployment opened from selected Baseline rows can be limited to those roles and groups; confirm that this is intentional.</w:t>
+        <w:t>Select the required sections. Restricted units and Azure groups are off by default. A deployment opened from selected Baseline rows can be limited to those roles and groups; confirm that this is intentional. Defender XDR groups is on by default and creates only the PIM-SG-XDR groups and their Member policies; the Defender roles and assignments are portal work.</w:t>
       </w:r>
     </w:p>
     <w:p>
@@ -1745,7 +1758,7 @@
         <w:t xml:space="preserve">8. Finish current manual prerequisites  </w:t>
       </w:r>
       <w:r>
-        <w:t>Assign people with the correct active or eligible membership type in PIM for Groups, populate approvers and complete listed dependencies. New group policies can remain deferred until the group is known to PIM. Read again and build a new preview to apply remaining policy settings.</w:t>
+        <w:t>Assign people with the correct active or eligible membership type in PIM for Groups, populate approvers and complete listed dependencies. New group policies can remain deferred until the group is known to PIM. Read again and build a new preview to apply remaining policy settings. For Defender XDR, create the roles with the documented permission sets and one assignment per PIM-SG-XDR group at scope All in the Defender portal, then activate unified RBAC per workload; PimBuddy lists this under By hand and does not verify it.</w:t>
       </w:r>
     </w:p>
     <w:p>
@@ -4566,7 +4579,7 @@
     </w:p>
     <w:p>
       <w:r>
-        <w:t>Reviewed source snapshot: ENCA build 32431 alignment revision based on commit 25015e6, inspected on 29 September 2026; framework 2.1, revised 25 September 2026. Current application code takes precedence over the older hardening plan. The PIM and Intune regression suites and documentation contract checks passed. Detailed results are recorded in review/2026-09-29/BETA-32431.md. Local automated checks and a browser demo confirmed the blocked-plan confirmation guard. Live tenant provisioning, effective access, licensing, consent and recovery acceptance remain environment-dependent and were not executed for this handover.</w:t>
+        <w:t>Reviewed source snapshot: ENCA build 32434 (Defender XDR access groups; framework 2.2, revised 2 October 2026), inspected on 2 October 2026, on the build 32431 alignment revision based on commit 25015e6. Current application code takes precedence over the older hardening plan. The PIM and Intune regression suites and documentation contract checks passed. Detailed results are recorded in review/2026-09-29/BETA-32431.md. Local automated checks and a browser demo confirmed the blocked-plan confirmation guard. Live tenant provisioning, effective access, licensing, consent and recovery acceptance remain environment-dependent and were not executed for this handover.</w:t>
       </w:r>
     </w:p>
     <w:p>
@@ -4603,8 +4616,18 @@
         <w:t>https://learn.microsoft.com/en-us/entra/identity/role-based-access-control/admin-units-restricted-management</w:t>
       </w:r>
     </w:p>
+    <w:p>
+      <w:r>
+        <w:t>M4  Microsoft Defender unified RBAC — custom roles and assignments to Microsoft Entra groups</w:t>
+        <w:br/>
+        <w:t>https://learn.microsoft.com/en-us/defender-xdr/create-custom-rbac-roles</w:t>
+      </w:r>
+    </w:p>
     <w:sectPr>
       <w:footerReference w:type="default" r:id="rId9"/>
+      <w:headerReference w:type="default" r:id="rId17"/>
+      <w:footerReference w:type="first" r:id="rId18"/>
+      <w:headerReference w:type="first" r:id="rId19"/>
       <w:pgSz w:w="11909" w:h="16834"/>
       <w:pgMar w:top="1008" w:right="1037" w:bottom="936" w:left="1037" w:header="432" w:footer="432" w:gutter="0"/>
       <w:cols w:space="720"/>
@@ -4631,6 +4654,36 @@
     <w:fldSimple w:instr="PAGE"/>
   </w:p>
 </w:ftr>
+</file>
+
+<file path=word/footer2.xml><?xml version="1.0" encoding="utf-8"?>
+<w:ftr xmlns:m="http://schemas.openxmlformats.org/officeDocument/2006/math" xmlns:mc="http://schemas.openxmlformats.org/markup-compatibility/2006" xmlns:mo="http://schemas.microsoft.com/office/mac/office/2008/main" xmlns:mv="urn:schemas-microsoft-com:mac:vml" xmlns:o="urn:schemas-microsoft-com:office:office" xmlns:r="http://schemas.openxmlformats.org/officeDocument/2006/relationships" xmlns:v="urn:schemas-microsoft-com:vml" xmlns:w10="urn:schemas-microsoft-com:office:word" xmlns:w14="http://schemas.microsoft.com/office/word/2010/wordml" xmlns:w="http://schemas.openxmlformats.org/wordprocessingml/2006/main" xmlns:wne="http://schemas.microsoft.com/office/word/2006/wordml" xmlns:wp14="http://schemas.microsoft.com/office/word/2010/wordprocessingDrawing" xmlns:wp="http://schemas.openxmlformats.org/drawingml/2006/wordprocessingDrawing" xmlns:wpc="http://schemas.microsoft.com/office/word/2010/wordprocessingCanvas" xmlns:wpg="http://schemas.microsoft.com/office/word/2010/wordprocessingGroup" xmlns:wpi="http://schemas.microsoft.com/office/word/2010/wordprocessingInk" xmlns:wps="http://schemas.microsoft.com/office/word/2010/wordprocessingShape" mc:Ignorable="w14 wp14">
+  <w:p>
+    <w:pPr>
+      <w:pStyle w:val="Footer"/>
+    </w:pPr>
+  </w:p>
+</w:ftr>
+</file>
+
+<file path=word/header1.xml><?xml version="1.0" encoding="utf-8"?>
+<w:hdr xmlns:m="http://schemas.openxmlformats.org/officeDocument/2006/math" xmlns:mc="http://schemas.openxmlformats.org/markup-compatibility/2006" xmlns:mo="http://schemas.microsoft.com/office/mac/office/2008/main" xmlns:mv="urn:schemas-microsoft-com:mac:vml" xmlns:o="urn:schemas-microsoft-com:office:office" xmlns:r="http://schemas.openxmlformats.org/officeDocument/2006/relationships" xmlns:v="urn:schemas-microsoft-com:vml" xmlns:w10="urn:schemas-microsoft-com:office:word" xmlns:w14="http://schemas.microsoft.com/office/word/2010/wordml" xmlns:w="http://schemas.openxmlformats.org/wordprocessingml/2006/main" xmlns:wne="http://schemas.microsoft.com/office/word/2006/wordml" xmlns:wp14="http://schemas.microsoft.com/office/word/2010/wordprocessingDrawing" xmlns:wp="http://schemas.openxmlformats.org/drawingml/2006/wordprocessingDrawing" xmlns:wpc="http://schemas.microsoft.com/office/word/2010/wordprocessingCanvas" xmlns:wpg="http://schemas.microsoft.com/office/word/2010/wordprocessingGroup" xmlns:wpi="http://schemas.microsoft.com/office/word/2010/wordprocessingInk" xmlns:wps="http://schemas.microsoft.com/office/word/2010/wordprocessingShape" mc:Ignorable="w14 wp14">
+  <w:p>
+    <w:pPr>
+      <w:pStyle w:val="Header"/>
+    </w:pPr>
+  </w:p>
+</w:hdr>
+</file>
+
+<file path=word/header2.xml><?xml version="1.0" encoding="utf-8"?>
+<w:hdr xmlns:m="http://schemas.openxmlformats.org/officeDocument/2006/math" xmlns:mc="http://schemas.openxmlformats.org/markup-compatibility/2006" xmlns:mo="http://schemas.microsoft.com/office/mac/office/2008/main" xmlns:mv="urn:schemas-microsoft-com:mac:vml" xmlns:o="urn:schemas-microsoft-com:office:office" xmlns:r="http://schemas.openxmlformats.org/officeDocument/2006/relationships" xmlns:v="urn:schemas-microsoft-com:vml" xmlns:w10="urn:schemas-microsoft-com:office:word" xmlns:w14="http://schemas.microsoft.com/office/word/2010/wordml" xmlns:w="http://schemas.openxmlformats.org/wordprocessingml/2006/main" xmlns:wne="http://schemas.microsoft.com/office/word/2006/wordml" xmlns:wp14="http://schemas.microsoft.com/office/word/2010/wordprocessingDrawing" xmlns:wp="http://schemas.openxmlformats.org/drawingml/2006/wordprocessingDrawing" xmlns:wpc="http://schemas.microsoft.com/office/word/2010/wordprocessingCanvas" xmlns:wpg="http://schemas.microsoft.com/office/word/2010/wordprocessingGroup" xmlns:wpi="http://schemas.microsoft.com/office/word/2010/wordprocessingInk" xmlns:wps="http://schemas.microsoft.com/office/word/2010/wordprocessingShape" mc:Ignorable="w14 wp14">
+  <w:p>
+    <w:pPr>
+      <w:pStyle w:val="Header"/>
+    </w:pPr>
+  </w:p>
+</w:hdr>
 </file>
 
 <file path=word/numbering.xml><?xml version="1.0" encoding="utf-8"?>

--- a/docs/handovers/PimBuddy_Admin_Handover.docx
+++ b/docs/handovers/PimBuddy_Admin_Handover.docx
@@ -20,7 +20,7 @@
     </w:p>
     <w:p>
       <w:r>
-        <w:t>2 October 2026  |  Version 1.3  |  CloudFellows PIM framework 2.2</w:t>
+        <w:t>5 October 2026  |  Version 2.0  |  CloudFellows PIM framework 3.0</w:t>
       </w:r>
     </w:p>
     <w:p>
@@ -1489,14 +1489,14 @@
     </w:p>
     <w:p>
       <w:r>
-        <w:t>PimBuddy framework 2.2 deliberately uses different activation paths for Entra roles and for Intune and Defender XDR. Tell each administrator which path applies before assigning access. [M1]</w:t>
+        <w:t>PimBuddy framework 3.0 uses three activation paths: job groups for most work, direct groups for Tier 0 and for the Exchange, SharePoint and Purview roles, and access groups for Intune, Defender XDR and Exchange RBAC. Tell each administrator which path applies before assigning access. [M1]</w:t>
       </w:r>
     </w:p>
     <w:p>
       <w:r>
         <w:drawing>
           <wp:inline xmlns:a="http://schemas.openxmlformats.org/drawingml/2006/main" xmlns:pic="http://schemas.openxmlformats.org/drawingml/2006/picture">
-            <wp:extent cx="6236208" cy="2533460"/>
+            <wp:extent cx="6236208" cy="2329219"/>
             <wp:docPr id="3" name="Picture 3" descr="Entra uses active persona membership and eligible roles. Intune uses eligible group membership and a group-based Intune role assignment."/>
             <wp:cNvGraphicFramePr>
               <a:graphicFrameLocks noChangeAspect="1"/>
@@ -1517,7 +1517,7 @@
                   <pic:spPr>
                     <a:xfrm>
                       <a:off x="0" y="0"/>
-                      <a:ext cx="6236208" cy="2533460"/>
+                      <a:ext cx="6236208" cy="2329219"/>
                     </a:xfrm>
                     <a:prstGeom prst="rect"/>
                   </pic:spPr>
@@ -1533,7 +1533,7 @@
         <w:pStyle w:val="Caption"/>
       </w:pPr>
       <w:r>
-        <w:t>Figure 3  The two activation paths (framework 2.1); Defender XDR follows the Intune path since 2.2</w:t>
+        <w:t>Figure 3  The three activation paths (framework 3.0)</w:t>
       </w:r>
     </w:p>
     <w:p>
@@ -1546,7 +1546,7 @@
     </w:p>
     <w:p>
       <w:r>
-        <w:t>An administrator is an active, time-limited member of the relevant persona group. The group is eligible for its mapped roles. The person activates the individual role needed for the task, under that role’s policy. Joining a persona does not mean every role is active. The framework intends persona membership to last no longer than a year, followed by review.</w:t>
+        <w:t>Job groups: an administrator is an ELIGIBLE member, for at most a year; the group holds every role of the job ACTIVE and permanently. One activation of the group (four hours; MFA and justification, plus a ticket in the large model) gives all those roles together. Direct groups: an administrator is an ACTIVE member, for at most a year; the group is ELIGIBLE for each role and the person activates the one role needed, under that role’s policy. Tier 0 roles and the Exchange, SharePoint and Purview roles are always on the direct path. Never leave an ACTIVE member in a job group: that person would hold every role of the job standing. After an activation, sign out of the admin centre and back in if the new rights do not show.</w:t>
       </w:r>
     </w:p>
     <w:p>
@@ -1581,6 +1581,11 @@
       </w:r>
     </w:p>
     <w:p>
+      <w:r>
+        <w:t>Exchange RBAC: the PIM-SG-EXO-Recipients, -HelpDesk, -Hygiene and -Reader access groups have eligible members and are members of the Exchange Online role groups Recipient Management, Help Desk, Hygiene Management and View-Only Organization Management. Deploy creates the groups and their membership policies; adding each group to its role group is done in Exchange (a By hand item). Measure the delay between activation and access on first use.</w:t>
+      </w:r>
+    </w:p>
+    <w:p>
       <w:pPr>
         <w:pStyle w:val="Heading2"/>
       </w:pPr>
@@ -1590,7 +1595,7 @@
     </w:p>
     <w:p>
       <w:r>
-        <w:t>Regional Entra roles are scoped to administrative units. Intune permissions, scope groups and scope tags jointly define intended reach; broader assignments can provide another access path. Keep role-assignable PIM groups outside restricted management administrative units. Microsoft documents membership-management limitations for those groups inside restricted units. [M3]</w:t>
+        <w:t>Regional Entra roles are held actively by the regional job groups, scoped to the region’s administrative units. Intune permissions, scope groups and scope tags jointly define intended reach; broader assignments can provide another access path. Keep role-assignable PIM groups outside restricted management administrative units. Microsoft documents membership-management limitations for those groups inside restricted units. [M3]</w:t>
       </w:r>
     </w:p>
     <w:p>
@@ -1771,7 +1776,7 @@
     </w:p>
     <w:p>
       <w:r>
-        <w:t>Creating empty groups alone does not grant human access. Changing role policies affects subsequent activation behavior. Eligibility assigned to an existing populated group can enable its active members to activate roles. Inspect existing memberships and alternate access before approving that operation. The standard Deploy plan does not remove existing standing assignments or unrelated objects.</w:t>
+        <w:t>Creating empty groups alone does not grant human access. Changing role policies affects subsequent activation behavior. Making a job group ACTIVE in its roles gives every ACTIVE member of that group those roles at once: convert active members to eligible before approving that operation (Deploy says so for every existing job group). Eligibility assigned to an existing populated direct group enables its active members to activate roles. Inspect existing memberships and alternate access before approving. The standard Deploy plan does not remove existing assignments; a 2.x eligibility left on a job group is reported, not removed.</w:t>
       </w:r>
     </w:p>
     <w:p>
@@ -2119,7 +2124,7 @@
                 <w:color w:val="000000"/>
                 <w:sz w:val="18"/>
               </w:rPr>
-              <w:t>Entra role policies and eligibility</w:t>
+              <w:t>Entra role policies and assignments</w:t>
             </w:r>
           </w:p>
         </w:tc>
@@ -2145,7 +2150,7 @@
                 <w:color w:val="000000"/>
                 <w:sz w:val="18"/>
               </w:rPr>
-              <w:t>Updates policy rules and assigns eligible roles to groups.</w:t>
+              <w:t>Updates policy rules; makes job groups ACTIVE (permanent) in their roles after the role allows it, and direct groups ELIGIBLE per role.</w:t>
             </w:r>
           </w:p>
         </w:tc>
@@ -2254,7 +2259,7 @@
                 <w:color w:val="000000"/>
                 <w:sz w:val="18"/>
               </w:rPr>
-              <w:t>Assign selected people: active time-limited persona membership; eligible Intune membership.</w:t>
+              <w:t>Assign selected people: eligible job-group membership; active time-limited direct-group membership; eligible Intune, Defender XDR and Exchange access-group membership.</w:t>
             </w:r>
           </w:p>
         </w:tc>
@@ -4579,7 +4584,7 @@
     </w:p>
     <w:p>
       <w:r>
-        <w:t>Reviewed source snapshot: ENCA build 32434 (Defender XDR access groups; framework 2.2, revised 2 October 2026), inspected on 2 October 2026, on the build 32431 alignment revision based on commit 25015e6. Current application code takes precedence over the older hardening plan. The PIM and Intune regression suites and documentation contract checks passed. Detailed results are recorded in review/2026-09-29/BETA-32431.md. Local automated checks and a browser demo confirmed the blocked-plan confirmation guard. Live tenant provisioning, effective access, licensing, consent and recovery acceptance remain environment-dependent and were not executed for this handover.</w:t>
+        <w:t>Reviewed source snapshot: ENCA build 32436 (framework 3.0, revised 5 October 2026: job groups, direct groups, Exchange RBAC access groups), inspected on 5 October 2026. Current application code takes precedence over the older hardening plan. The PIM and Intune regression suites and documentation contract checks pass at this build.</w:t>
       </w:r>
     </w:p>
     <w:p>
